--- a/force-app/main/default/documents/Loop__LOOP_Files/CACFABCJA3a2da30cd23743b597fc2093573e3e88.docx
+++ b/force-app/main/default/documents/Loop__LOOP_Files/CACFABCJA3a2da30cd23743b597fc2093573e3e88.docx
@@ -938,7 +938,39 @@
                 <w:position w:val="1"/>
                 <w:sz w:val="16"/>
               </w:rPr>
-              <w:instrText xml:space="preserve"> IF "&lt;&lt;Credit_Memo_Issuance_Amount&gt;&gt;" = "$0.00" "" "&lt;&lt;Credit_Memo_Issuance_Start&gt;&gt;&lt;&lt;Credit_Memo_Issuance_Supplemental_Rent&gt;&gt; &lt;&lt;Credit_Memo_Issuance_Comment&gt;&gt;" \* MERGEFORMAT </w:instrText>
+              <w:instrText xml:space="preserve"> IF "</w:instrText>
+            </w:r>
+            <w:r>
+              <w:rPr>
+                <w:w w:val="105"/>
+                <w:position w:val="1"/>
+                <w:sz w:val="16"/>
+              </w:rPr>
+              <w:instrText>&lt;&lt;Credit_Memo_Issuance_Amount_Number&gt;&gt;</w:instrText>
+            </w:r>
+            <w:r>
+              <w:rPr>
+                <w:w w:val="105"/>
+                <w:position w:val="1"/>
+                <w:sz w:val="16"/>
+              </w:rPr>
+              <w:instrText>" = "0</w:instrText>
+            </w:r>
+            <w:r>
+              <w:rPr>
+                <w:w w:val="105"/>
+                <w:position w:val="1"/>
+                <w:sz w:val="16"/>
+              </w:rPr>
+              <w:instrText>.00</w:instrText>
+            </w:r>
+            <w:r>
+              <w:rPr>
+                <w:w w:val="105"/>
+                <w:position w:val="1"/>
+                <w:sz w:val="16"/>
+              </w:rPr>
+              <w:instrText xml:space="preserve">" "" "&lt;&lt;Credit_Memo_Issuance_Start&gt;&gt;&lt;&lt;Credit_Memo_Issuance_Supplemental_Rent&gt;&gt; &lt;&lt;Credit_Memo_Issuance_Comment&gt;&gt;" \* MERGEFORMAT </w:instrText>
             </w:r>
             <w:r>
               <w:rPr>
@@ -982,7 +1014,7 @@
               <w:pStyle w:val="TableParagraph"/>
               <w:spacing w:before="30"/>
               <w:ind w:right="139"/>
-              <w:jc w:val="center"/>
+              <w:jc w:val="right"/>
               <w:rPr>
                 <w:sz w:val="16"/>
               </w:rPr>
@@ -1003,19 +1035,43 @@
               <w:rPr>
                 <w:sz w:val="16"/>
               </w:rPr>
-              <w:instrText>IF "&lt;&lt;Credit_Memo_Issuance_Amount&gt;&gt;" = "</w:instrText>
-            </w:r>
-            <w:r>
-              <w:rPr>
-                <w:sz w:val="16"/>
-              </w:rPr>
-              <w:instrText>$</w:instrText>
-            </w:r>
-            <w:r>
-              <w:rPr>
-                <w:sz w:val="16"/>
-              </w:rPr>
-              <w:instrText>0.00" "" "&lt;&lt;Credit_Memo_Issuance_Amount&gt;&gt;" \* MERGEFORMAT</w:instrText>
+              <w:instrText>IF "</w:instrText>
+            </w:r>
+            <w:r>
+              <w:rPr>
+                <w:sz w:val="16"/>
+              </w:rPr>
+              <w:instrText>&lt;&lt;Credit_Memo_Issuance_Amount_Number__000&gt;&gt;</w:instrText>
+            </w:r>
+            <w:r>
+              <w:rPr>
+                <w:sz w:val="16"/>
+              </w:rPr>
+              <w:instrText>" = "0</w:instrText>
+            </w:r>
+            <w:r>
+              <w:rPr>
+                <w:sz w:val="16"/>
+              </w:rPr>
+              <w:instrText>.00</w:instrText>
+            </w:r>
+            <w:r>
+              <w:rPr>
+                <w:sz w:val="16"/>
+              </w:rPr>
+              <w:instrText>" "" "</w:instrText>
+            </w:r>
+            <w:r>
+              <w:rPr>
+                <w:sz w:val="16"/>
+              </w:rPr>
+              <w:instrText>&lt;&lt;Credit_Memo_Issuance_Amount_Number__000&gt;&gt;</w:instrText>
+            </w:r>
+            <w:r>
+              <w:rPr>
+                <w:sz w:val="16"/>
+              </w:rPr>
+              <w:instrText>" \* MERGEFORMAT</w:instrText>
             </w:r>
             <w:r>
               <w:rPr>
@@ -1156,7 +1212,7 @@
           <w:p>
             <w:pPr>
               <w:ind w:left="-113" w:right="18"/>
-              <w:jc w:val="center"/>
+              <w:jc w:val="right"/>
               <w:rPr>
                 <w:b/>
                 <w:sz w:val="6"/>
@@ -1169,25 +1225,7 @@
                 <w:spacing w:val="-2"/>
                 <w:sz w:val="16"/>
               </w:rPr>
-              <w:t>&lt;&lt;</w:t>
-            </w:r>
-            <w:proofErr w:type="spellStart"/>
-            <w:r>
-              <w:rPr>
-                <w:b/>
-                <w:spacing w:val="-2"/>
-                <w:sz w:val="16"/>
-              </w:rPr>
-              <w:t>Credit_Memo_Amount</w:t>
-            </w:r>
-            <w:proofErr w:type="spellEnd"/>
-            <w:r>
-              <w:rPr>
-                <w:b/>
-                <w:spacing w:val="-2"/>
-                <w:sz w:val="16"/>
-              </w:rPr>
-              <w:t>&gt;&gt;</w:t>
+              <w:t>&lt;&lt;Credit_Memo_Credit_Memo_Amount_New__000&gt;&gt;</w:t>
             </w:r>
           </w:p>
         </w:tc>
